--- a/dokumenti/Bruncic_Vito.docx
+++ b/dokumenti/Bruncic_Vito.docx
@@ -410,7 +410,14 @@
           <w:sz w:val="28"/>
           <w:szCs w:val="28"/>
         </w:rPr>
-        <w:t>27.5.2026</w:t>
+        <w:t>11.6</w:t>
+      </w:r>
+      <w:r>
+        <w:rPr>
+          <w:sz w:val="28"/>
+          <w:szCs w:val="28"/>
+        </w:rPr>
+        <w:t>.2026</w:t>
       </w:r>
     </w:p>
     <w:p>
@@ -1230,6 +1237,7 @@
         <w:t xml:space="preserve">Izvedba uređaja s baterijskim napajanjem omogućuje potpuno galvansko odvajanje od distribucijske električne mreže, čime se smanjuje utjecaj mrežnih smetnji i popratnog šuma okoline. Takva izvedba omogućuje visoku osjetljivost i preciznost mjerenja signala niskih amplituda, što je ujedno i temeljni preduvjet za pouzdano korištenje tehnologije komunikacija ljudskim tijelom. </w:t>
       </w:r>
     </w:p>
+    <w:p/>
     <w:p>
       <w:pPr>
         <w:pStyle w:val="Heading1"/>
@@ -1879,17 +1887,17 @@
       <w:pPr>
         <w:pStyle w:val="Heading1"/>
       </w:pPr>
-      <w:bookmarkStart w:id="4" w:name="_Toc230518621"/>
-      <w:bookmarkStart w:id="5" w:name="_Ref66867911"/>
-      <w:bookmarkStart w:id="6" w:name="_Ref66867928"/>
-      <w:bookmarkStart w:id="7" w:name="_Toc230518620"/>
+      <w:bookmarkStart w:id="4" w:name="_Ref66867911"/>
+      <w:bookmarkStart w:id="5" w:name="_Ref66867928"/>
+      <w:bookmarkStart w:id="6" w:name="_Toc230518620"/>
+      <w:bookmarkStart w:id="7" w:name="_Toc230518621"/>
       <w:r>
         <w:lastRenderedPageBreak/>
         <w:t>Opis rada</w:t>
       </w:r>
+      <w:bookmarkEnd w:id="4"/>
       <w:bookmarkEnd w:id="5"/>
       <w:bookmarkEnd w:id="6"/>
-      <w:bookmarkEnd w:id="7"/>
     </w:p>
     <w:p>
       <w:pPr>
@@ -1908,13 +1916,7 @@
         <w:ind w:left="340"/>
       </w:pPr>
       <w:r>
-        <w:t>Ulazna prilagodna mreža smještena je na početku sustava te služi za prilagodbu impedancije između prijenosnog medija i visokog ulaznog otpora sljedećeg stupnja. Integrirani sklop BUF602ID služi za transformaciju impedancije te izolaciju osjetljivog ulaznog signala. Sklop karakterizira visoka ulazna impedancija koja spriječava gušenje IBC signala s ljudskog tijela, te niska izlazna impedancija koja dodatno ne opterećuje ulaz logaritamskog pojačala. Uz propusni opseg od 250 MHz i brzinu odziva (engl. slew rate) od 800</w:t>
-      </w:r>
-      <w:r>
-        <w:t>0</w:t>
-      </w:r>
-      <w:r>
-        <w:t xml:space="preserve"> V/µs, BUF602ID omogućuje linearan prijenos napona nosioca od 21 MHz bez unošenja faznih izobličenja ili dodatne atenuacije.</w:t>
+        <w:t>Ulazna prilagodna mreža smještena je na početku sustava te služi za prilagodbu impedancije između prijenosnog medija i visokog ulaznog otpora sljedećeg stupnja. Integrirani sklop BUF602ID služi za transformaciju impedancije te izolaciju osjetljivog ulaznog signala. Sklop karakterizira visoka ulazna impedancija koja spriječava gušenje IBC signala s ljudskog tijela, te niska izlazna impedancija koja dodatno ne opterećuje ulaz logaritamskog pojačala. Uz propusni opseg od 250 MHz i brzinu odziva (engl. slew rate) od 8000 V/µs, BUF602ID omogućuje linearan prijenos napona nosioca od 21 MHz bez unošenja faznih izobličenja ili dodatne atenuacije.</w:t>
       </w:r>
     </w:p>
     <w:p>
@@ -1954,12 +1956,72 @@
         <w:t>rms</w:t>
       </w:r>
       <w:r>
-        <w:t>, to jest ulazna snaga je -33 dBV, na izlazu ćemo prema formuli V</w:t>
-      </w:r>
-      <w:r>
-        <w:rPr>
+        <w:t>, to jest ulazna snaga je -33 dBV, na izlazu ćemo prema formuli</w:t>
+      </w:r>
+      <w:r>
+        <w:t xml:space="preserve"> (4.1.)</w:t>
+      </w:r>
+      <w:r>
+        <w:t xml:space="preserve">, </w:t>
+      </w:r>
+      <w:r>
+        <w:t>gdje je</w:t>
+      </w:r>
+      <w:r>
+        <w:rPr>
+          <w:i/>
+          <w:iCs/>
+        </w:rPr>
+        <w:t xml:space="preserve"> V</w:t>
+      </w:r>
+      <w:r>
+        <w:rPr>
+          <w:i/>
+          <w:iCs/>
           <w:vertAlign w:val="subscript"/>
         </w:rPr>
+        <w:t>Y</w:t>
+      </w:r>
+      <w:r>
+        <w:rPr>
+          <w:vertAlign w:val="subscript"/>
+        </w:rPr>
+        <w:t xml:space="preserve"> </w:t>
+      </w:r>
+      <w:r>
+        <w:t xml:space="preserve">= 24 mV/dB ujedno i nagib našeg pojačala, a </w:t>
+      </w:r>
+      <w:r>
+        <w:rPr>
+          <w:i/>
+          <w:iCs/>
+        </w:rPr>
+        <w:t>P</w:t>
+      </w:r>
+      <w:r>
+        <w:rPr>
+          <w:i/>
+          <w:iCs/>
+          <w:vertAlign w:val="subscript"/>
+        </w:rPr>
+        <w:t>0</w:t>
+      </w:r>
+      <w:r>
+        <w:t xml:space="preserve"> = -108 dBV (3,98 µV), vrijednost pri kojoj će naš izlaz biti 0 V, dobiti ćemo izlazni napon </w:t>
+      </w:r>
+      <w:r>
+        <w:rPr>
+          <w:i/>
+          <w:iCs/>
+        </w:rPr>
+        <w:t>V</w:t>
+      </w:r>
+      <w:r>
+        <w:rPr>
+          <w:i/>
+          <w:iCs/>
+          <w:vertAlign w:val="subscript"/>
+        </w:rPr>
         <w:t>OUT</w:t>
       </w:r>
       <w:r>
@@ -1969,79 +2031,200 @@
         <w:t xml:space="preserve"> </w:t>
       </w:r>
       <w:r>
-        <w:t>= V</w:t>
-      </w:r>
-      <w:r>
-        <w:rPr>
-          <w:vertAlign w:val="subscript"/>
-        </w:rPr>
-        <w:t>Y</w:t>
-      </w:r>
-      <w:r>
-        <w:t>*(P</w:t>
-      </w:r>
-      <w:r>
-        <w:rPr>
-          <w:vertAlign w:val="subscript"/>
-        </w:rPr>
-        <w:t>IN</w:t>
-      </w:r>
-      <w:r>
-        <w:rPr>
-          <w:vertAlign w:val="subscript"/>
-        </w:rPr>
-        <w:t xml:space="preserve"> </w:t>
-      </w:r>
-      <w:r>
-        <w:t>– P</w:t>
-      </w:r>
-      <w:r>
-        <w:rPr>
-          <w:vertAlign w:val="subscript"/>
-        </w:rPr>
-        <w:t>0</w:t>
-      </w:r>
-      <w:r>
-        <w:t>), gdje je V</w:t>
-      </w:r>
-      <w:r>
-        <w:rPr>
-          <w:vertAlign w:val="subscript"/>
-        </w:rPr>
-        <w:t>Y</w:t>
-      </w:r>
-      <w:r>
-        <w:rPr>
-          <w:vertAlign w:val="subscript"/>
-        </w:rPr>
-        <w:t xml:space="preserve"> </w:t>
-      </w:r>
-      <w:r>
-        <w:t>= 24 mV/dB ujedno i nagib našeg pojačala, a P</w:t>
-      </w:r>
-      <w:r>
-        <w:rPr>
-          <w:vertAlign w:val="subscript"/>
-        </w:rPr>
-        <w:t>0</w:t>
-      </w:r>
-      <w:r>
-        <w:t xml:space="preserve"> = -108 dBV (3,98 µV), vrijednost pri kojoj će naš izlaz biti 0 V, dobiti ćemo izlazni napon V</w:t>
-      </w:r>
-      <w:r>
-        <w:rPr>
-          <w:vertAlign w:val="subscript"/>
-        </w:rPr>
-        <w:t>OUT</w:t>
-      </w:r>
-      <w:r>
-        <w:rPr>
-          <w:vertAlign w:val="subscript"/>
-        </w:rPr>
-        <w:t xml:space="preserve"> </w:t>
-      </w:r>
-      <w:r>
-        <w:t>= 1,8 V. Kondenzatori C8 i C28 od 22 pF služe nam za filtriranje izlaza (BFIN priključak) te određivanje izlaznog niskopropusnog filtra (OFLT priključak). Oba kondenzatora su određena formulama koje se mogu pronači u tehničkoj specifikaciji logaritamskog pojačala.</w:t>
+        <w:t xml:space="preserve">= 1,8 V. </w:t>
+      </w:r>
+    </w:p>
+    <w:p>
+      <w:pPr>
+        <w:ind w:left="340"/>
+      </w:pPr>
+      <m:oMathPara>
+        <m:oMath>
+          <m:eqArr>
+            <m:eqArrPr>
+              <m:maxDist m:val="1"/>
+              <m:ctrlPr>
+                <w:rPr>
+                  <w:rFonts w:ascii="Cambria Math" w:hAnsi="Cambria Math"/>
+                  <w:i/>
+                </w:rPr>
+              </m:ctrlPr>
+            </m:eqArrPr>
+            <m:e>
+              <m:sSub>
+                <m:sSubPr>
+                  <m:ctrlPr>
+                    <w:rPr>
+                      <w:rFonts w:ascii="Cambria Math" w:hAnsi="Cambria Math"/>
+                      <w:i/>
+                    </w:rPr>
+                  </m:ctrlPr>
+                </m:sSubPr>
+                <m:e>
+                  <m:r>
+                    <w:rPr>
+                      <w:rFonts w:ascii="Cambria Math" w:hAnsi="Cambria Math"/>
+                    </w:rPr>
+                    <m:t>V</m:t>
+                  </m:r>
+                </m:e>
+                <m:sub>
+                  <m:r>
+                    <w:rPr>
+                      <w:rFonts w:ascii="Cambria Math" w:hAnsi="Cambria Math"/>
+                    </w:rPr>
+                    <m:t>OUT</m:t>
+                  </m:r>
+                </m:sub>
+              </m:sSub>
+              <m:r>
+                <w:rPr>
+                  <w:rFonts w:ascii="Cambria Math" w:hAnsi="Cambria Math"/>
+                </w:rPr>
+                <m:t>=</m:t>
+              </m:r>
+              <m:sSub>
+                <m:sSubPr>
+                  <m:ctrlPr>
+                    <w:rPr>
+                      <w:rFonts w:ascii="Cambria Math" w:hAnsi="Cambria Math"/>
+                      <w:i/>
+                    </w:rPr>
+                  </m:ctrlPr>
+                </m:sSubPr>
+                <m:e>
+                  <m:r>
+                    <w:rPr>
+                      <w:rFonts w:ascii="Cambria Math" w:hAnsi="Cambria Math"/>
+                    </w:rPr>
+                    <m:t>V</m:t>
+                  </m:r>
+                </m:e>
+                <m:sub>
+                  <m:r>
+                    <w:rPr>
+                      <w:rFonts w:ascii="Cambria Math" w:hAnsi="Cambria Math"/>
+                    </w:rPr>
+                    <m:t>Y</m:t>
+                  </m:r>
+                </m:sub>
+              </m:sSub>
+              <m:r>
+                <w:rPr>
+                  <w:rFonts w:ascii="Cambria Math" w:hAnsi="Cambria Math"/>
+                </w:rPr>
+                <m:t>×</m:t>
+              </m:r>
+              <m:d>
+                <m:dPr>
+                  <m:ctrlPr>
+                    <w:rPr>
+                      <w:rFonts w:ascii="Cambria Math" w:hAnsi="Cambria Math"/>
+                      <w:i/>
+                    </w:rPr>
+                  </m:ctrlPr>
+                </m:dPr>
+                <m:e>
+                  <m:sSub>
+                    <m:sSubPr>
+                      <m:ctrlPr>
+                        <w:rPr>
+                          <w:rFonts w:ascii="Cambria Math" w:hAnsi="Cambria Math"/>
+                          <w:i/>
+                        </w:rPr>
+                      </m:ctrlPr>
+                    </m:sSubPr>
+                    <m:e>
+                      <m:r>
+                        <w:rPr>
+                          <w:rFonts w:ascii="Cambria Math" w:hAnsi="Cambria Math"/>
+                        </w:rPr>
+                        <m:t>P</m:t>
+                      </m:r>
+                    </m:e>
+                    <m:sub>
+                      <m:r>
+                        <w:rPr>
+                          <w:rFonts w:ascii="Cambria Math" w:hAnsi="Cambria Math"/>
+                        </w:rPr>
+                        <m:t>IN</m:t>
+                      </m:r>
+                    </m:sub>
+                  </m:sSub>
+                  <m:r>
+                    <w:rPr>
+                      <w:rFonts w:ascii="Cambria Math" w:hAnsi="Cambria Math"/>
+                    </w:rPr>
+                    <m:t>-</m:t>
+                  </m:r>
+                  <m:sSub>
+                    <m:sSubPr>
+                      <m:ctrlPr>
+                        <w:rPr>
+                          <w:rFonts w:ascii="Cambria Math" w:hAnsi="Cambria Math"/>
+                          <w:i/>
+                        </w:rPr>
+                      </m:ctrlPr>
+                    </m:sSubPr>
+                    <m:e>
+                      <m:r>
+                        <w:rPr>
+                          <w:rFonts w:ascii="Cambria Math" w:hAnsi="Cambria Math"/>
+                        </w:rPr>
+                        <m:t>P</m:t>
+                      </m:r>
+                    </m:e>
+                    <m:sub>
+                      <m:r>
+                        <w:rPr>
+                          <w:rFonts w:ascii="Cambria Math" w:hAnsi="Cambria Math"/>
+                        </w:rPr>
+                        <m:t>0</m:t>
+                      </m:r>
+                    </m:sub>
+                  </m:sSub>
+                </m:e>
+              </m:d>
+              <m:r>
+                <w:rPr>
+                  <w:rFonts w:ascii="Cambria Math" w:hAnsi="Cambria Math"/>
+                </w:rPr>
+                <m:t>#</m:t>
+              </m:r>
+              <m:d>
+                <m:dPr>
+                  <m:ctrlPr>
+                    <w:rPr>
+                      <w:rFonts w:ascii="Cambria Math" w:hAnsi="Cambria Math"/>
+                      <w:i/>
+                    </w:rPr>
+                  </m:ctrlPr>
+                </m:dPr>
+                <m:e>
+                  <m:r>
+                    <w:rPr>
+                      <w:rFonts w:ascii="Cambria Math" w:hAnsi="Cambria Math"/>
+                    </w:rPr>
+                    <m:t>4.1.</m:t>
+                  </m:r>
+                </m:e>
+              </m:d>
+            </m:e>
+          </m:eqArr>
+        </m:oMath>
+      </m:oMathPara>
+    </w:p>
+    <w:p>
+      <w:pPr>
+        <w:ind w:left="340"/>
+      </w:pPr>
+    </w:p>
+    <w:p>
+      <w:pPr>
+        <w:ind w:left="340"/>
+      </w:pPr>
+      <w:r>
+        <w:t>Kondenzatori C8 i C28 od 22 pF služe nam za filtriranje izlaza (BFIN priključak) te određivanje izlaznog niskopropusnog filtra (OFLT priključak). Oba kondenzatora su određena formulama koje se mogu pronači u tehničkoj specifikaciji logaritamskog pojačala.</w:t>
       </w:r>
     </w:p>
     <w:p>
@@ -2117,7 +2300,7 @@
           <w:color w:val="000000"/>
           <w:lang w:eastAsia="en-US"/>
         </w:rPr>
-        <w:t xml:space="preserve"> PA4 te se programira putem razvojnog okruženja STM32CubeIDE. Program se postavlja na samu jedinicu putem priključaka SWDIO i SWCLK. Testne točke PA8 i PA9 služe za provjeru ispravnosti rada mikrokontrolera. Takitilni prekidač S1 služi za paljenje i gašenje mikrokontrolera, a kao indikator rada služi svjetleća dioda D1, kojoj smo ograničili jačinu svijetlosti s otpornikom od 1500 Ω, te koja svijetli zeleno kada je mikrokontroler upaljen. Kristalni osicilator Y1 služi za zadavanje takta mikrokontroleru dok kristalni oscilator Y2 služi kao referenca vremena (engl. RTC signal). Kondenzatori od 100 nF i 100 pF služe kao blokadni kondenzatori za suzbijanje smetnji i kao skladište naboja u slučaju brzih promjena na ulazu sklopovlja, a mreža zavojnica i kondenzatora između pinova VLXSMPS I VFBSMPS služi kao prateći elementi </w:t>
+        <w:t xml:space="preserve"> PA4 te se programira putem razvojnog okruženja STM32CubeIDE. Program se postavlja na samu jedinicu putem priključaka SWDIO i SWCLK. Testne točke PA8 i PA9 služe za provjeru ispravnosti rada mikrokontrolera. Takitilni prekidač S1 služi za paljenje i gašenje mikrokontrolera, a kao indikator rada služi svjetleća dioda D1, kojoj smo ograničili jačinu svijetlosti s otpornikom od 1500 Ω, te koja svijetli zeleno kada je mikrokontroler upaljen. Kristalni osicilator Y1 služi za zadavanje takta mikrokontroleru dok kristalni oscilator Y2 služi kao referenca vremena (engl. RTC signal). Kondenzatori od 100 nF i 100 pF služe kao blokadni kondenzatori za suzbijanje smetnji i kao skladište naboja u slučaju brzih promjena na ulazu sklopovlja, a mreža </w:t>
       </w:r>
       <w:r>
         <w:rPr>
@@ -2125,8 +2308,17 @@
           <w:lang w:eastAsia="en-US"/>
         </w:rPr>
         <w:lastRenderedPageBreak/>
-        <w:t>internog SMPS pretvarača (engl. Step-down/buck) koje smo morali postaviti jer se na samom siliciju čipa mikrokontrolera one ne mogu postaviti.</w:t>
-      </w:r>
+        <w:t>zavojnica i kondenzatora između pinova VLXSMPS I VFBSMPS služi kao prateći elementi internog SMPS pretvarača (engl. Step-down/buck) koje smo morali postaviti jer se na samom siliciju čipa mikrokontrolera one ne mogu postaviti.</w:t>
+      </w:r>
+    </w:p>
+    <w:p>
+      <w:pPr>
+        <w:ind w:left="340"/>
+        <w:rPr>
+          <w:color w:val="000000"/>
+          <w:lang w:eastAsia="en-US"/>
+        </w:rPr>
+      </w:pPr>
     </w:p>
     <w:p>
       <w:pPr>
@@ -2197,12 +2389,24 @@
         <w:rPr>
           <w:lang w:eastAsia="en-US"/>
         </w:rPr>
-        <w:t>Kao primarni izvor napona koristi se Li-Ion baterija nazivnog napona 3,</w:t>
+        <w:t xml:space="preserve">Kao primarni izvor napona koristi se Li-Ion </w:t>
       </w:r>
       <w:r>
         <w:rPr>
           <w:lang w:eastAsia="en-US"/>
         </w:rPr>
+        <w:t>akumulator</w:t>
+      </w:r>
+      <w:r>
+        <w:rPr>
+          <w:lang w:eastAsia="en-US"/>
+        </w:rPr>
+        <w:t xml:space="preserve"> nazivnog napona 3,</w:t>
+      </w:r>
+      <w:r>
+        <w:rPr>
+          <w:lang w:eastAsia="en-US"/>
+        </w:rPr>
         <w:t>7</w:t>
       </w:r>
       <w:r>
@@ -2218,19 +2422,91 @@
         <w:rPr>
           <w:lang w:eastAsia="en-US"/>
         </w:rPr>
-        <w:t xml:space="preserve"> koja dolazi do sklopa za održavanje i punjenje baterije </w:t>
+        <w:t xml:space="preserve"> </w:t>
       </w:r>
       <w:r>
         <w:rPr>
           <w:lang w:eastAsia="en-US"/>
         </w:rPr>
+        <w:t>koji je</w:t>
+      </w:r>
+      <w:r>
+        <w:rPr>
+          <w:lang w:eastAsia="en-US"/>
+        </w:rPr>
+        <w:t xml:space="preserve"> izabran je prema ukupnoj potrošnji svih integriranih sklopova te nazivnom naponu</w:t>
+      </w:r>
+      <w:r>
+        <w:rPr>
+          <w:lang w:eastAsia="en-US"/>
+        </w:rPr>
+        <w:t xml:space="preserve"> </w:t>
+      </w:r>
+      <w:r>
+        <w:rPr>
+          <w:lang w:eastAsia="en-US"/>
+        </w:rPr>
+        <w:t>koji mora biti dovoljno blizu naponu na izlazu iz stabilizatora kako se na njemu ne bi stvorila nepotrebno velika disipacija. Izračunata maksimalna ukupna potrošnja svih integriranih sklopova u sustavu je 24mA, te smo stoga izabrali akumulator čiji kapacitet pokriva minimalno 12 sati rada pritom imajući na umu da akumulator nije poželjno potpuno isprazniti jer se tako smanjuje njegova dugovječnost.</w:t>
+      </w:r>
+      <w:r>
+        <w:rPr>
+          <w:lang w:eastAsia="en-US"/>
+        </w:rPr>
+        <w:t xml:space="preserve"> </w:t>
+      </w:r>
+      <w:r>
+        <w:rPr>
+          <w:lang w:eastAsia="en-US"/>
+        </w:rPr>
+        <w:t>Akumulator</w:t>
+      </w:r>
+      <w:r>
+        <w:rPr>
+          <w:lang w:eastAsia="en-US"/>
+        </w:rPr>
+        <w:t xml:space="preserve"> </w:t>
+      </w:r>
+      <w:r>
+        <w:rPr>
+          <w:lang w:eastAsia="en-US"/>
+        </w:rPr>
+        <w:t>se spaja</w:t>
+      </w:r>
+      <w:r>
+        <w:rPr>
+          <w:lang w:eastAsia="en-US"/>
+        </w:rPr>
+        <w:t xml:space="preserve"> </w:t>
+      </w:r>
+      <w:r>
+        <w:rPr>
+          <w:lang w:eastAsia="en-US"/>
+        </w:rPr>
+        <w:t>na</w:t>
+      </w:r>
+      <w:r>
+        <w:rPr>
+          <w:lang w:eastAsia="en-US"/>
+        </w:rPr>
+        <w:t xml:space="preserve"> sklop za održavanje i punjenje baterije </w:t>
+      </w:r>
+      <w:r>
+        <w:rPr>
+          <w:lang w:eastAsia="en-US"/>
+        </w:rPr>
         <w:t>BQ24040DSQR</w:t>
       </w:r>
       <w:r>
         <w:rPr>
           <w:lang w:eastAsia="en-US"/>
         </w:rPr>
-        <w:t>. Na njega je spojen USB-C konektor preko kojeg se baterija puni iz nekog drugog uređaja, primjerice iz računala. Moderni USB-C punjači ne daju nikakav napon sve dok ne osjete da je s druge strane spojen uređaj te upravo tome služe otpornici R12 i R14, koji su spojeni na masu te se ponašaju kao trošilo pa samim time USB-C punjač iz drugog uređaja krene davati stabilan napon VBUS. Otpornik R15 definira struju brzog punjenja, koju smo s otpornikom od 2200 Ω ograničili na 250 mA, čime smo osigurali stabilan omjer brzine punjena i potencijalnog pregrijavanja. Otpornik R11 definira struju završetka punjenja, kojim smo limitirali tu struju na 10% struje brzog punjenja, odnosno na 25 mA. Otpornici R10 i R12 su termistori koji mjenjaju otpor u odnosu na zagrijavanje sklopa te su postavljeni kako bi sklop registrirao konstantu idealnu temperaturu od 25 </w:t>
+        <w:t>.</w:t>
+      </w:r>
+      <w:r>
+        <w:rPr>
+          <w:lang w:eastAsia="en-US"/>
+        </w:rPr>
+        <w:t xml:space="preserve"> Na njega je spojen USB-C konektor preko kojeg se baterija puni iz nekog drugog uređaja, primjerice iz računala. Moderni USB-C punjači ne daju nikakav napon sve dok ne osjete da je s druge strane spojen uređaj te upravo tome služe otpornici R12 i R14, koji su spojeni na masu te se ponašaju kao trošilo pa samim time USB-C punjač iz drugog uređaja krene davati stabilan napon VBUS. Otpornik R15 definira struju brzog punjenja, koju smo s otpornikom od 2200 Ω ograničili na 250 mA, čime smo osigurali stabilan omjer brzine punjena i potencijalnog pregrijavanja. Otpornik R11 definira struju završetka punjenja, kojim smo limitirali tu struju na 10% struje brzog punjenja, odnosno na 25 mA. Otpornici R10 i R12 su termistori koji mjenjaju otpor u odnosu na zagrijavanje sklopa te su postavljeni kako bi sklop registrirao konstantu idealnu temperaturu od 25 </w:t>
       </w:r>
       <w:r>
         <w:rPr>
@@ -2266,7 +2542,7 @@
         <w:lastRenderedPageBreak/>
         <w:t>Tehnički podaci</w:t>
       </w:r>
-      <w:bookmarkEnd w:id="4"/>
+      <w:bookmarkEnd w:id="7"/>
     </w:p>
     <w:p>
       <w:pPr>
@@ -2315,6 +2591,9 @@
       <w:r>
         <w:t>Nazivni kapacitet:</w:t>
       </w:r>
+      <w:r>
+        <w:t xml:space="preserve"> 400mAh</w:t>
+      </w:r>
     </w:p>
     <w:p>
       <w:pPr>
@@ -2351,6 +2630,15 @@
       <w:r>
         <w:t>Prosječna struja potrošnje:</w:t>
       </w:r>
+      <w:r>
+        <w:t xml:space="preserve"> 2</w:t>
+      </w:r>
+      <w:r>
+        <w:t>4</w:t>
+      </w:r>
+      <w:r>
+        <w:t>mA</w:t>
+      </w:r>
     </w:p>
     <w:p>
       <w:pPr>
@@ -2363,6 +2651,9 @@
       <w:r>
         <w:t xml:space="preserve">Očekivano vrijeme rada s jednim ciklusom punjena: </w:t>
       </w:r>
+      <w:r>
+        <w:t>17h</w:t>
+      </w:r>
     </w:p>
     <w:p/>
     <w:p>
@@ -2618,6 +2909,18 @@
       </w:pPr>
       <w:r>
         <w:t>Broj slojeva tiskane pločice: 4 sloja</w:t>
+      </w:r>
+    </w:p>
+    <w:p>
+      <w:pPr>
+        <w:pStyle w:val="ListParagraph"/>
+        <w:numPr>
+          <w:ilvl w:val="0"/>
+          <w:numId w:val="8"/>
+        </w:numPr>
+      </w:pPr>
+      <w:r>
+        <w:t>Debljina pločice: 1,6 mm</w:t>
       </w:r>
     </w:p>
     <w:p>
@@ -4411,7 +4714,17 @@
                 <w:szCs w:val="22"/>
                 <w:lang w:eastAsia="en-US"/>
               </w:rPr>
-              <w:t>Li-Ion baterija, 800mA</w:t>
+              <w:t>Sklop za punjenje</w:t>
+            </w:r>
+            <w:r>
+              <w:rPr>
+                <w:rFonts w:ascii="Aptos Narrow" w:hAnsi="Aptos Narrow"/>
+                <w:color w:val="000000"/>
+                <w:sz w:val="22"/>
+                <w:szCs w:val="22"/>
+                <w:lang w:eastAsia="en-US"/>
+              </w:rPr>
+              <w:t>, 800mA</w:t>
             </w:r>
           </w:p>
         </w:tc>
@@ -7379,7 +7692,18 @@
                 <w:szCs w:val="22"/>
                 <w:lang w:eastAsia="en-US"/>
               </w:rPr>
-              <w:t>C1, C2, C3, C6, C7, C13, C14, C15, C16, C17, C19, C21, C24, C29, C30, C31</w:t>
+              <w:t xml:space="preserve">C1, C2, C3, C6, C7, C13, C14, C15, C16, C17, C19, </w:t>
+            </w:r>
+            <w:r>
+              <w:rPr>
+                <w:rFonts w:ascii="Aptos Narrow" w:hAnsi="Aptos Narrow"/>
+                <w:color w:val="000000"/>
+                <w:sz w:val="22"/>
+                <w:szCs w:val="22"/>
+                <w:lang w:eastAsia="en-US"/>
+              </w:rPr>
+              <w:lastRenderedPageBreak/>
+              <w:t>C21, C24, C29, C30, C31</w:t>
             </w:r>
           </w:p>
         </w:tc>
@@ -7416,6 +7740,7 @@
                 <w:szCs w:val="22"/>
                 <w:lang w:eastAsia="en-US"/>
               </w:rPr>
+              <w:lastRenderedPageBreak/>
               <w:t>0805</w:t>
             </w:r>
           </w:p>
@@ -7643,7 +7968,6 @@
                 <w:szCs w:val="22"/>
                 <w:lang w:eastAsia="en-US"/>
               </w:rPr>
-              <w:lastRenderedPageBreak/>
               <w:t>14.</w:t>
             </w:r>
           </w:p>
@@ -12035,6 +12359,7 @@
                 <w:szCs w:val="22"/>
                 <w:lang w:eastAsia="en-US"/>
               </w:rPr>
+              <w:lastRenderedPageBreak/>
               <w:t>27.</w:t>
             </w:r>
           </w:p>
@@ -12373,7 +12698,6 @@
                 <w:szCs w:val="22"/>
                 <w:lang w:eastAsia="en-US"/>
               </w:rPr>
-              <w:lastRenderedPageBreak/>
               <w:t>28.</w:t>
             </w:r>
           </w:p>
@@ -16430,10 +16754,10 @@
           <w:noProof/>
         </w:rPr>
         <w:drawing>
-          <wp:inline distT="0" distB="0" distL="0" distR="0" wp14:anchorId="5EBDA916" wp14:editId="2D0C9194">
-            <wp:extent cx="2466975" cy="2333625"/>
-            <wp:effectExtent l="0" t="0" r="9525" b="9525"/>
-            <wp:docPr id="1328193004" name="Picture 8"/>
+          <wp:inline distT="0" distB="0" distL="0" distR="0" wp14:anchorId="720F65EE" wp14:editId="78B7DCF5">
+            <wp:extent cx="3982006" cy="4134427"/>
+            <wp:effectExtent l="0" t="0" r="0" b="0"/>
+            <wp:docPr id="1297514433" name="Picture 8"/>
             <wp:cNvGraphicFramePr>
               <a:graphicFrameLocks xmlns:a="http://schemas.openxmlformats.org/drawingml/2006/main" noChangeAspect="1"/>
             </wp:cNvGraphicFramePr>
@@ -16441,10 +16765,8 @@
               <a:graphicData uri="http://schemas.openxmlformats.org/drawingml/2006/picture">
                 <pic:pic xmlns:pic="http://schemas.openxmlformats.org/drawingml/2006/picture">
                   <pic:nvPicPr>
-                    <pic:cNvPr id="0" name="Picture 2"/>
-                    <pic:cNvPicPr>
-                      <a:picLocks noChangeAspect="1" noChangeArrowheads="1"/>
-                    </pic:cNvPicPr>
+                    <pic:cNvPr id="1297514433" name="Picture 1297514433"/>
+                    <pic:cNvPicPr/>
                   </pic:nvPicPr>
                   <pic:blipFill>
                     <a:blip r:embed="rId18">
@@ -16454,82 +16776,6 @@
                         </a:ext>
                       </a:extLst>
                     </a:blip>
-                    <a:srcRect/>
-                    <a:stretch>
-                      <a:fillRect/>
-                    </a:stretch>
-                  </pic:blipFill>
-                  <pic:spPr bwMode="auto">
-                    <a:xfrm>
-                      <a:off x="0" y="0"/>
-                      <a:ext cx="2466975" cy="2333625"/>
-                    </a:xfrm>
-                    <a:prstGeom prst="rect">
-                      <a:avLst/>
-                    </a:prstGeom>
-                    <a:noFill/>
-                    <a:ln>
-                      <a:noFill/>
-                    </a:ln>
-                  </pic:spPr>
-                </pic:pic>
-              </a:graphicData>
-            </a:graphic>
-          </wp:inline>
-        </w:drawing>
-      </w:r>
-    </w:p>
-    <w:p>
-      <w:pPr>
-        <w:pStyle w:val="Caption"/>
-        <w:jc w:val="center"/>
-      </w:pPr>
-      <w:r>
-        <w:t xml:space="preserve">Slika </w:t>
-      </w:r>
-      <w:fldSimple w:instr=" SEQ Slika \* ARABIC ">
-        <w:r>
-          <w:rPr>
-            <w:noProof/>
-          </w:rPr>
-          <w:t>7</w:t>
-        </w:r>
-      </w:fldSimple>
-      <w:r>
-        <w:t>: Položajni nacrt komponenata – Komponentna (engl. top) strana</w:t>
-      </w:r>
-    </w:p>
-    <w:p/>
-    <w:p/>
-    <w:p/>
-    <w:p/>
-    <w:p/>
-    <w:p>
-      <w:pPr>
-        <w:keepNext/>
-        <w:jc w:val="center"/>
-      </w:pPr>
-      <w:r>
-        <w:rPr>
-          <w:noProof/>
-        </w:rPr>
-        <w:drawing>
-          <wp:inline distT="0" distB="0" distL="0" distR="0" wp14:anchorId="6F87AABD" wp14:editId="42ADF94A">
-            <wp:extent cx="2495898" cy="2448267"/>
-            <wp:effectExtent l="0" t="0" r="0" b="9525"/>
-            <wp:docPr id="973625597" name="Picture 1"/>
-            <wp:cNvGraphicFramePr>
-              <a:graphicFrameLocks xmlns:a="http://schemas.openxmlformats.org/drawingml/2006/main" noChangeAspect="1"/>
-            </wp:cNvGraphicFramePr>
-            <a:graphic xmlns:a="http://schemas.openxmlformats.org/drawingml/2006/main">
-              <a:graphicData uri="http://schemas.openxmlformats.org/drawingml/2006/picture">
-                <pic:pic xmlns:pic="http://schemas.openxmlformats.org/drawingml/2006/picture">
-                  <pic:nvPicPr>
-                    <pic:cNvPr id="973625597" name=""/>
-                    <pic:cNvPicPr/>
-                  </pic:nvPicPr>
-                  <pic:blipFill>
-                    <a:blip r:embed="rId19"/>
                     <a:stretch>
                       <a:fillRect/>
                     </a:stretch>
@@ -16537,7 +16783,7 @@
                   <pic:spPr>
                     <a:xfrm>
                       <a:off x="0" y="0"/>
-                      <a:ext cx="2495898" cy="2448267"/>
+                      <a:ext cx="3982006" cy="4134427"/>
                     </a:xfrm>
                     <a:prstGeom prst="rect">
                       <a:avLst/>
@@ -16555,6 +16801,107 @@
         <w:pStyle w:val="Caption"/>
         <w:jc w:val="center"/>
       </w:pPr>
+    </w:p>
+    <w:p>
+      <w:pPr>
+        <w:pStyle w:val="Caption"/>
+        <w:jc w:val="center"/>
+      </w:pPr>
+      <w:r>
+        <w:t xml:space="preserve">Slika </w:t>
+      </w:r>
+      <w:fldSimple w:instr=" SEQ Slika \* ARABIC ">
+        <w:r>
+          <w:rPr>
+            <w:noProof/>
+          </w:rPr>
+          <w:t>7</w:t>
+        </w:r>
+      </w:fldSimple>
+      <w:r>
+        <w:t>: Položajni nacrt komponenata – Komponentna (engl. top) strana</w:t>
+      </w:r>
+      <w:r>
+        <w:t>; mjerilo M2:1</w:t>
+      </w:r>
+    </w:p>
+    <w:p>
+      <w:pPr>
+        <w:keepNext/>
+        <w:jc w:val="center"/>
+      </w:pPr>
+    </w:p>
+    <w:p>
+      <w:pPr>
+        <w:pStyle w:val="Caption"/>
+        <w:jc w:val="center"/>
+      </w:pPr>
+      <w:r>
+        <w:rPr>
+          <w:noProof/>
+        </w:rPr>
+        <w:drawing>
+          <wp:anchor distT="0" distB="0" distL="114300" distR="114300" simplePos="0" relativeHeight="251660288" behindDoc="0" locked="0" layoutInCell="1" allowOverlap="1" wp14:anchorId="24ABAAB5" wp14:editId="4CDFE369">
+            <wp:simplePos x="0" y="0"/>
+            <wp:positionH relativeFrom="margin">
+              <wp:align>center</wp:align>
+            </wp:positionH>
+            <wp:positionV relativeFrom="paragraph">
+              <wp:posOffset>194310</wp:posOffset>
+            </wp:positionV>
+            <wp:extent cx="3972479" cy="4134427"/>
+            <wp:effectExtent l="0" t="0" r="9525" b="0"/>
+            <wp:wrapTopAndBottom/>
+            <wp:docPr id="223399887" name="Picture 9"/>
+            <wp:cNvGraphicFramePr>
+              <a:graphicFrameLocks xmlns:a="http://schemas.openxmlformats.org/drawingml/2006/main" noChangeAspect="1"/>
+            </wp:cNvGraphicFramePr>
+            <a:graphic xmlns:a="http://schemas.openxmlformats.org/drawingml/2006/main">
+              <a:graphicData uri="http://schemas.openxmlformats.org/drawingml/2006/picture">
+                <pic:pic xmlns:pic="http://schemas.openxmlformats.org/drawingml/2006/picture">
+                  <pic:nvPicPr>
+                    <pic:cNvPr id="223399887" name="Picture 223399887"/>
+                    <pic:cNvPicPr/>
+                  </pic:nvPicPr>
+                  <pic:blipFill>
+                    <a:blip r:embed="rId19">
+                      <a:extLst>
+                        <a:ext uri="{28A0092B-C50C-407E-A947-70E740481C1C}">
+                          <a14:useLocalDpi xmlns:a14="http://schemas.microsoft.com/office/drawing/2010/main" val="0"/>
+                        </a:ext>
+                      </a:extLst>
+                    </a:blip>
+                    <a:stretch>
+                      <a:fillRect/>
+                    </a:stretch>
+                  </pic:blipFill>
+                  <pic:spPr>
+                    <a:xfrm>
+                      <a:off x="0" y="0"/>
+                      <a:ext cx="3972479" cy="4134427"/>
+                    </a:xfrm>
+                    <a:prstGeom prst="rect">
+                      <a:avLst/>
+                    </a:prstGeom>
+                  </pic:spPr>
+                </pic:pic>
+              </a:graphicData>
+            </a:graphic>
+          </wp:anchor>
+        </w:drawing>
+      </w:r>
+    </w:p>
+    <w:p>
+      <w:pPr>
+        <w:pStyle w:val="Caption"/>
+        <w:jc w:val="center"/>
+      </w:pPr>
+    </w:p>
+    <w:p>
+      <w:pPr>
+        <w:pStyle w:val="Caption"/>
+        <w:jc w:val="center"/>
+      </w:pPr>
       <w:r>
         <w:t xml:space="preserve">Slika </w:t>
       </w:r>
@@ -16569,6 +16916,9 @@
       <w:r>
         <w:t>: Položajni nacrt komponenata - Lemna (engl. bottom) strana</w:t>
       </w:r>
+      <w:r>
+        <w:t>; mjerilo M2:1</w:t>
+      </w:r>
     </w:p>
     <w:p>
       <w:pPr>
@@ -16591,10 +16941,10 @@
           <w:noProof/>
         </w:rPr>
         <w:drawing>
-          <wp:inline distT="0" distB="0" distL="0" distR="0" wp14:anchorId="4750DFFE" wp14:editId="04ADFEB9">
-            <wp:extent cx="2429214" cy="2476846"/>
-            <wp:effectExtent l="0" t="0" r="9525" b="0"/>
-            <wp:docPr id="379589931" name="Picture 1"/>
+          <wp:inline distT="0" distB="0" distL="0" distR="0" wp14:anchorId="143FB116" wp14:editId="6A79426D">
+            <wp:extent cx="3962953" cy="4124901"/>
+            <wp:effectExtent l="0" t="0" r="0" b="9525"/>
+            <wp:docPr id="1148298947" name="Picture 10"/>
             <wp:cNvGraphicFramePr>
               <a:graphicFrameLocks xmlns:a="http://schemas.openxmlformats.org/drawingml/2006/main" noChangeAspect="1"/>
             </wp:cNvGraphicFramePr>
@@ -16602,11 +16952,17 @@
               <a:graphicData uri="http://schemas.openxmlformats.org/drawingml/2006/picture">
                 <pic:pic xmlns:pic="http://schemas.openxmlformats.org/drawingml/2006/picture">
                   <pic:nvPicPr>
-                    <pic:cNvPr id="379589931" name=""/>
+                    <pic:cNvPr id="1148298947" name="Picture 1148298947"/>
                     <pic:cNvPicPr/>
                   </pic:nvPicPr>
                   <pic:blipFill>
-                    <a:blip r:embed="rId20"/>
+                    <a:blip r:embed="rId20">
+                      <a:extLst>
+                        <a:ext uri="{28A0092B-C50C-407E-A947-70E740481C1C}">
+                          <a14:useLocalDpi xmlns:a14="http://schemas.microsoft.com/office/drawing/2010/main" val="0"/>
+                        </a:ext>
+                      </a:extLst>
+                    </a:blip>
                     <a:stretch>
                       <a:fillRect/>
                     </a:stretch>
@@ -16614,7 +16970,7 @@
                   <pic:spPr>
                     <a:xfrm>
                       <a:off x="0" y="0"/>
-                      <a:ext cx="2429214" cy="2476846"/>
+                      <a:ext cx="3962953" cy="4124901"/>
                     </a:xfrm>
                     <a:prstGeom prst="rect">
                       <a:avLst/>
@@ -16632,6 +16988,12 @@
         <w:pStyle w:val="Caption"/>
         <w:jc w:val="center"/>
       </w:pPr>
+    </w:p>
+    <w:p>
+      <w:pPr>
+        <w:pStyle w:val="Caption"/>
+        <w:jc w:val="center"/>
+      </w:pPr>
       <w:r>
         <w:t xml:space="preserve">Slika </w:t>
       </w:r>
@@ -16646,12 +17008,10 @@
       <w:r>
         <w:t>: Nacrt tiskanih veza - Komponentna (engl. top) strana</w:t>
       </w:r>
+      <w:r>
+        <w:t>; mjerilo M2:1</w:t>
+      </w:r>
     </w:p>
-    <w:p/>
-    <w:p/>
-    <w:p/>
-    <w:p/>
-    <w:p/>
     <w:p>
       <w:pPr>
         <w:keepNext/>
@@ -16660,15 +17020,30 @@
           <w:lang w:val="en-US"/>
         </w:rPr>
       </w:pPr>
+    </w:p>
+    <w:p>
+      <w:pPr>
+        <w:pStyle w:val="Caption"/>
+        <w:jc w:val="center"/>
+      </w:pPr>
       <w:r>
         <w:rPr>
           <w:noProof/>
+          <w:lang w:val="en-US"/>
         </w:rPr>
         <w:drawing>
-          <wp:inline distT="0" distB="0" distL="0" distR="0" wp14:anchorId="24E457C4" wp14:editId="6707B58B">
-            <wp:extent cx="2362530" cy="2448267"/>
-            <wp:effectExtent l="0" t="0" r="0" b="9525"/>
-            <wp:docPr id="1124694877" name="Picture 1"/>
+          <wp:anchor distT="0" distB="0" distL="114300" distR="114300" simplePos="0" relativeHeight="251659264" behindDoc="0" locked="0" layoutInCell="1" allowOverlap="1" wp14:anchorId="15C2251F" wp14:editId="629C83AD">
+            <wp:simplePos x="0" y="0"/>
+            <wp:positionH relativeFrom="margin">
+              <wp:align>center</wp:align>
+            </wp:positionH>
+            <wp:positionV relativeFrom="paragraph">
+              <wp:posOffset>175260</wp:posOffset>
+            </wp:positionV>
+            <wp:extent cx="3981450" cy="4133850"/>
+            <wp:effectExtent l="0" t="0" r="0" b="0"/>
+            <wp:wrapTopAndBottom/>
+            <wp:docPr id="811542646" name="Picture 11"/>
             <wp:cNvGraphicFramePr>
               <a:graphicFrameLocks xmlns:a="http://schemas.openxmlformats.org/drawingml/2006/main" noChangeAspect="1"/>
             </wp:cNvGraphicFramePr>
@@ -16676,11 +17051,17 @@
               <a:graphicData uri="http://schemas.openxmlformats.org/drawingml/2006/picture">
                 <pic:pic xmlns:pic="http://schemas.openxmlformats.org/drawingml/2006/picture">
                   <pic:nvPicPr>
-                    <pic:cNvPr id="1124694877" name=""/>
+                    <pic:cNvPr id="811542646" name="Picture 811542646"/>
                     <pic:cNvPicPr/>
                   </pic:nvPicPr>
                   <pic:blipFill>
-                    <a:blip r:embed="rId21"/>
+                    <a:blip r:embed="rId21">
+                      <a:extLst>
+                        <a:ext uri="{28A0092B-C50C-407E-A947-70E740481C1C}">
+                          <a14:useLocalDpi xmlns:a14="http://schemas.microsoft.com/office/drawing/2010/main" val="0"/>
+                        </a:ext>
+                      </a:extLst>
+                    </a:blip>
                     <a:stretch>
                       <a:fillRect/>
                     </a:stretch>
@@ -16688,7 +17069,99 @@
                   <pic:spPr>
                     <a:xfrm>
                       <a:off x="0" y="0"/>
-                      <a:ext cx="2362530" cy="2448267"/>
+                      <a:ext cx="3981450" cy="4133850"/>
+                    </a:xfrm>
+                    <a:prstGeom prst="rect">
+                      <a:avLst/>
+                    </a:prstGeom>
+                  </pic:spPr>
+                </pic:pic>
+              </a:graphicData>
+            </a:graphic>
+          </wp:anchor>
+        </w:drawing>
+      </w:r>
+    </w:p>
+    <w:p>
+      <w:pPr>
+        <w:pStyle w:val="Caption"/>
+        <w:jc w:val="center"/>
+      </w:pPr>
+    </w:p>
+    <w:p>
+      <w:pPr>
+        <w:pStyle w:val="Caption"/>
+        <w:jc w:val="center"/>
+      </w:pPr>
+      <w:r>
+        <w:t xml:space="preserve">Slika </w:t>
+      </w:r>
+      <w:fldSimple w:instr=" SEQ Slika \* ARABIC ">
+        <w:r>
+          <w:rPr>
+            <w:noProof/>
+          </w:rPr>
+          <w:t>10</w:t>
+        </w:r>
+      </w:fldSimple>
+      <w:r>
+        <w:t>: Nacrt tiskanih veza - Lemna (engl. bottom) strana</w:t>
+      </w:r>
+      <w:r>
+        <w:t>; mjerilo M2:1</w:t>
+      </w:r>
+    </w:p>
+    <w:p>
+      <w:pPr>
+        <w:pStyle w:val="Heading1"/>
+      </w:pPr>
+      <w:bookmarkStart w:id="12" w:name="_Toc230518626"/>
+      <w:r>
+        <w:lastRenderedPageBreak/>
+        <w:t>Plan bušenja</w:t>
+      </w:r>
+      <w:bookmarkEnd w:id="12"/>
+    </w:p>
+    <w:p>
+      <w:pPr>
+        <w:keepNext/>
+        <w:jc w:val="center"/>
+      </w:pPr>
+      <w:r>
+        <w:rPr>
+          <w:noProof/>
+        </w:rPr>
+        <w:drawing>
+          <wp:inline distT="0" distB="0" distL="0" distR="0" wp14:anchorId="5AA55550" wp14:editId="18319E90">
+            <wp:extent cx="5759450" cy="5349240"/>
+            <wp:effectExtent l="0" t="0" r="0" b="3810"/>
+            <wp:docPr id="393926067" name="Picture 12"/>
+            <wp:cNvGraphicFramePr>
+              <a:graphicFrameLocks xmlns:a="http://schemas.openxmlformats.org/drawingml/2006/main" noChangeAspect="1"/>
+            </wp:cNvGraphicFramePr>
+            <a:graphic xmlns:a="http://schemas.openxmlformats.org/drawingml/2006/main">
+              <a:graphicData uri="http://schemas.openxmlformats.org/drawingml/2006/picture">
+                <pic:pic xmlns:pic="http://schemas.openxmlformats.org/drawingml/2006/picture">
+                  <pic:nvPicPr>
+                    <pic:cNvPr id="393926067" name="Picture 393926067"/>
+                    <pic:cNvPicPr/>
+                  </pic:nvPicPr>
+                  <pic:blipFill>
+                    <a:blip r:embed="rId22">
+                      <a:extLst>
+                        <a:ext uri="{28A0092B-C50C-407E-A947-70E740481C1C}">
+                          <a14:useLocalDpi xmlns:a14="http://schemas.microsoft.com/office/drawing/2010/main" val="0"/>
+                        </a:ext>
+                      </a:extLst>
+                    </a:blip>
+                    <a:stretch>
+                      <a:fillRect/>
+                    </a:stretch>
+                  </pic:blipFill>
+                  <pic:spPr>
+                    <a:xfrm>
+                      <a:off x="0" y="0"/>
+                      <a:ext cx="5759450" cy="5349240"/>
                     </a:xfrm>
                     <a:prstGeom prst="rect">
                       <a:avLst/>
@@ -16706,117 +17179,6 @@
         <w:pStyle w:val="Caption"/>
         <w:jc w:val="center"/>
       </w:pPr>
-      <w:r>
-        <w:t xml:space="preserve">Slika </w:t>
-      </w:r>
-      <w:fldSimple w:instr=" SEQ Slika \* ARABIC ">
-        <w:r>
-          <w:rPr>
-            <w:noProof/>
-          </w:rPr>
-          <w:t>10</w:t>
-        </w:r>
-      </w:fldSimple>
-      <w:r>
-        <w:t>: Nacrt tiskanih veza - Lemna (engl. bottom) strana</w:t>
-      </w:r>
-    </w:p>
-    <w:p>
-      <w:pPr>
-        <w:pStyle w:val="Heading1"/>
-      </w:pPr>
-      <w:bookmarkStart w:id="12" w:name="_Toc230518626"/>
-      <w:r>
-        <w:lastRenderedPageBreak/>
-        <w:t>Plan bušenja</w:t>
-      </w:r>
-      <w:bookmarkEnd w:id="12"/>
-    </w:p>
-    <w:p>
-      <w:pPr>
-        <w:keepNext/>
-        <w:jc w:val="center"/>
-      </w:pPr>
-      <w:r>
-        <w:rPr>
-          <w:noProof/>
-        </w:rPr>
-        <w:drawing>
-          <wp:inline distT="0" distB="0" distL="0" distR="0" wp14:anchorId="557853CC" wp14:editId="0433920E">
-            <wp:extent cx="2619741" cy="2543530"/>
-            <wp:effectExtent l="0" t="0" r="9525" b="9525"/>
-            <wp:docPr id="317272232" name="Picture 1"/>
-            <wp:cNvGraphicFramePr>
-              <a:graphicFrameLocks xmlns:a="http://schemas.openxmlformats.org/drawingml/2006/main" noChangeAspect="1"/>
-            </wp:cNvGraphicFramePr>
-            <a:graphic xmlns:a="http://schemas.openxmlformats.org/drawingml/2006/main">
-              <a:graphicData uri="http://schemas.openxmlformats.org/drawingml/2006/picture">
-                <pic:pic xmlns:pic="http://schemas.openxmlformats.org/drawingml/2006/picture">
-                  <pic:nvPicPr>
-                    <pic:cNvPr id="317272232" name=""/>
-                    <pic:cNvPicPr/>
-                  </pic:nvPicPr>
-                  <pic:blipFill>
-                    <a:blip r:embed="rId22"/>
-                    <a:stretch>
-                      <a:fillRect/>
-                    </a:stretch>
-                  </pic:blipFill>
-                  <pic:spPr>
-                    <a:xfrm>
-                      <a:off x="0" y="0"/>
-                      <a:ext cx="2619741" cy="2543530"/>
-                    </a:xfrm>
-                    <a:prstGeom prst="rect">
-                      <a:avLst/>
-                    </a:prstGeom>
-                  </pic:spPr>
-                </pic:pic>
-              </a:graphicData>
-            </a:graphic>
-          </wp:inline>
-        </w:drawing>
-      </w:r>
-      <w:r>
-        <w:rPr>
-          <w:noProof/>
-        </w:rPr>
-        <w:drawing>
-          <wp:inline distT="0" distB="0" distL="0" distR="0" wp14:anchorId="759771AC" wp14:editId="4DF0C7B3">
-            <wp:extent cx="4382112" cy="1409897"/>
-            <wp:effectExtent l="0" t="0" r="0" b="0"/>
-            <wp:docPr id="1174218748" name="Picture 1"/>
-            <wp:cNvGraphicFramePr>
-              <a:graphicFrameLocks xmlns:a="http://schemas.openxmlformats.org/drawingml/2006/main" noChangeAspect="1"/>
-            </wp:cNvGraphicFramePr>
-            <a:graphic xmlns:a="http://schemas.openxmlformats.org/drawingml/2006/main">
-              <a:graphicData uri="http://schemas.openxmlformats.org/drawingml/2006/picture">
-                <pic:pic xmlns:pic="http://schemas.openxmlformats.org/drawingml/2006/picture">
-                  <pic:nvPicPr>
-                    <pic:cNvPr id="1174218748" name=""/>
-                    <pic:cNvPicPr/>
-                  </pic:nvPicPr>
-                  <pic:blipFill>
-                    <a:blip r:embed="rId23"/>
-                    <a:stretch>
-                      <a:fillRect/>
-                    </a:stretch>
-                  </pic:blipFill>
-                  <pic:spPr>
-                    <a:xfrm>
-                      <a:off x="0" y="0"/>
-                      <a:ext cx="4382112" cy="1409897"/>
-                    </a:xfrm>
-                    <a:prstGeom prst="rect">
-                      <a:avLst/>
-                    </a:prstGeom>
-                  </pic:spPr>
-                </pic:pic>
-              </a:graphicData>
-            </a:graphic>
-          </wp:inline>
-        </w:drawing>
-      </w:r>
     </w:p>
     <w:p>
       <w:pPr>
@@ -16837,10 +17199,13 @@
       <w:r>
         <w:t>: Plan bušenja</w:t>
       </w:r>
+      <w:r>
+        <w:t>; mjerilo M2:1</w:t>
+      </w:r>
     </w:p>
     <w:sectPr>
-      <w:headerReference w:type="default" r:id="rId24"/>
-      <w:footerReference w:type="default" r:id="rId25"/>
+      <w:headerReference w:type="default" r:id="rId23"/>
+      <w:footerReference w:type="default" r:id="rId24"/>
       <w:pgSz w:w="11906" w:h="16838" w:code="9"/>
       <w:pgMar w:top="1418" w:right="1418" w:bottom="1418" w:left="1418" w:header="794" w:footer="794" w:gutter="0"/>
       <w:cols w:space="708"/>
@@ -17500,14 +17865,7 @@
         <w:sz w:val="20"/>
         <w:szCs w:val="20"/>
       </w:rPr>
-      <w:t xml:space="preserve">rojektiranje </w:t>
-    </w:r>
-    <w:r>
-      <w:rPr>
-        <w:sz w:val="20"/>
-        <w:szCs w:val="20"/>
-      </w:rPr>
-      <w:t xml:space="preserve">elektroničkih </w:t>
+      <w:t xml:space="preserve">rojektiranje elektroničkih </w:t>
     </w:r>
     <w:r>
       <w:rPr>
@@ -19560,6 +19918,16 @@
       <w:szCs w:val="18"/>
     </w:rPr>
   </w:style>
+  <w:style w:type="character" w:styleId="PlaceholderText">
+    <w:name w:val="Placeholder Text"/>
+    <w:basedOn w:val="DefaultParagraphFont"/>
+    <w:uiPriority w:val="99"/>
+    <w:semiHidden/>
+    <w:rsid w:val="00463DEA"/>
+    <w:rPr>
+      <w:color w:val="666666"/>
+    </w:rPr>
+  </w:style>
 </w:styles>
 </file>
 
